--- a/data/ARTIGO2_FADIGA_PERFIS_HANDEBOL.docx
+++ b/data/ARTIGO2_FADIGA_PERFIS_HANDEBOL.docx
@@ -5202,7 +5202,7 @@
       <w:r>
         <w:drawing>
           <wp:inline xmlns:a="http://schemas.openxmlformats.org/drawingml/2006/main" xmlns:pic="http://schemas.openxmlformats.org/drawingml/2006/picture">
-            <wp:extent cx="5760000" cy="2472238"/>
+            <wp:extent cx="5760000" cy="2379190"/>
             <wp:docPr id="1" name="Picture 1"/>
             <wp:cNvGraphicFramePr>
               <a:graphicFrameLocks noChangeAspect="1"/>
@@ -5223,7 +5223,7 @@
                   <pic:spPr>
                     <a:xfrm>
                       <a:off x="0" y="0"/>
-                      <a:ext cx="5760000" cy="2472238"/>
+                      <a:ext cx="5760000" cy="2379190"/>
                     </a:xfrm>
                     <a:prstGeom prst="rect"/>
                   </pic:spPr>
@@ -7557,7 +7557,7 @@
       <w:r>
         <w:drawing>
           <wp:inline xmlns:a="http://schemas.openxmlformats.org/drawingml/2006/main" xmlns:pic="http://schemas.openxmlformats.org/drawingml/2006/picture">
-            <wp:extent cx="5760000" cy="2228955"/>
+            <wp:extent cx="5760000" cy="2298311"/>
             <wp:docPr id="2" name="Picture 2"/>
             <wp:cNvGraphicFramePr>
               <a:graphicFrameLocks noChangeAspect="1"/>
@@ -7578,7 +7578,7 @@
                   <pic:spPr>
                     <a:xfrm>
                       <a:off x="0" y="0"/>
-                      <a:ext cx="5760000" cy="2228955"/>
+                      <a:ext cx="5760000" cy="2298311"/>
                     </a:xfrm>
                     <a:prstGeom prst="rect"/>
                   </pic:spPr>
@@ -10194,7 +10194,7 @@
       <w:r>
         <w:drawing>
           <wp:inline xmlns:a="http://schemas.openxmlformats.org/drawingml/2006/main" xmlns:pic="http://schemas.openxmlformats.org/drawingml/2006/picture">
-            <wp:extent cx="5760000" cy="3621939"/>
+            <wp:extent cx="5760000" cy="3809620"/>
             <wp:docPr id="3" name="Picture 3"/>
             <wp:cNvGraphicFramePr>
               <a:graphicFrameLocks noChangeAspect="1"/>
@@ -10215,7 +10215,7 @@
                   <pic:spPr>
                     <a:xfrm>
                       <a:off x="0" y="0"/>
-                      <a:ext cx="5760000" cy="3621939"/>
+                      <a:ext cx="5760000" cy="3809620"/>
                     </a:xfrm>
                     <a:prstGeom prst="rect"/>
                   </pic:spPr>

--- a/data/ARTIGO2_FADIGA_PERFIS_HANDEBOL.docx
+++ b/data/ARTIGO2_FADIGA_PERFIS_HANDEBOL.docx
@@ -9104,7 +9104,7 @@
                 <w:color w:val="000000"/>
                 <w:sz w:val="15"/>
               </w:rPr>
-              <w:t>Superfície</w:t>
+              <w:t>Iceberg</w:t>
             </w:r>
           </w:p>
         </w:tc>
@@ -9133,7 +9133,7 @@
                 <w:color w:val="000000"/>
                 <w:sz w:val="15"/>
               </w:rPr>
-              <w:t>47,6</w:t>
+              <w:t>40,5</w:t>
             </w:r>
           </w:p>
         </w:tc>
@@ -9162,7 +9162,7 @@
                 <w:color w:val="000000"/>
                 <w:sz w:val="15"/>
               </w:rPr>
-              <w:t>60,9</w:t>
+              <w:t>17,4</w:t>
             </w:r>
           </w:p>
         </w:tc>
@@ -9191,7 +9191,7 @@
                 <w:color w:val="000000"/>
                 <w:sz w:val="15"/>
               </w:rPr>
-              <w:t>+13,3</w:t>
+              <w:t>−23,1</w:t>
             </w:r>
           </w:p>
         </w:tc>
@@ -9220,7 +9220,7 @@
                 <w:color w:val="000000"/>
                 <w:sz w:val="15"/>
               </w:rPr>
-              <w:t>58,5</w:t>
+              <w:t>n.d.</w:t>
             </w:r>
           </w:p>
         </w:tc>
@@ -9249,7 +9249,7 @@
                 <w:color w:val="000000"/>
                 <w:sz w:val="15"/>
               </w:rPr>
-              <w:t>57,0</w:t>
+              <w:t>n.d.</w:t>
             </w:r>
           </w:p>
         </w:tc>
@@ -9280,7 +9280,7 @@
                 <w:color w:val="000000"/>
                 <w:sz w:val="15"/>
               </w:rPr>
-              <w:t>Iceberg</w:t>
+              <w:t>Superfície</w:t>
             </w:r>
           </w:p>
         </w:tc>
@@ -9309,7 +9309,359 @@
                 <w:color w:val="000000"/>
                 <w:sz w:val="15"/>
               </w:rPr>
-              <w:t>21,4</w:t>
+              <w:t>26,2</w:t>
+            </w:r>
+          </w:p>
+        </w:tc>
+        <w:tc>
+          <w:tcPr>
+            <w:tcW w:type="dxa" w:w="1512"/>
+            <w:tcBorders>
+              <w:top w:val="none" w:sz="0" w:space="0" w:color="auto"/>
+              <w:left w:val="none" w:sz="0" w:space="0" w:color="auto"/>
+              <w:bottom w:val="none" w:sz="0" w:space="0" w:color="auto"/>
+              <w:right w:val="none" w:sz="0" w:space="0" w:color="auto"/>
+              <w:insideH w:val="none" w:sz="0" w:space="0" w:color="auto"/>
+              <w:insideV w:val="none" w:sz="0" w:space="0" w:color="auto"/>
+            </w:tcBorders>
+          </w:tcPr>
+          <w:p>
+            <w:pPr>
+              <w:spacing w:after="20" w:line="240" w:lineRule="auto"/>
+              <w:jc w:val="center"/>
+            </w:pPr>
+            <w:r/>
+            <w:r>
+              <w:rPr>
+                <w:rFonts w:ascii="Times New Roman" w:hAnsi="Times New Roman"/>
+                <w:b w:val="0"/>
+                <w:color w:val="000000"/>
+                <w:sz w:val="15"/>
+              </w:rPr>
+              <w:t>28,3</w:t>
+            </w:r>
+          </w:p>
+        </w:tc>
+        <w:tc>
+          <w:tcPr>
+            <w:tcW w:type="dxa" w:w="1512"/>
+            <w:tcBorders>
+              <w:top w:val="none" w:sz="0" w:space="0" w:color="auto"/>
+              <w:left w:val="none" w:sz="0" w:space="0" w:color="auto"/>
+              <w:bottom w:val="none" w:sz="0" w:space="0" w:color="auto"/>
+              <w:right w:val="none" w:sz="0" w:space="0" w:color="auto"/>
+              <w:insideH w:val="none" w:sz="0" w:space="0" w:color="auto"/>
+              <w:insideV w:val="none" w:sz="0" w:space="0" w:color="auto"/>
+            </w:tcBorders>
+          </w:tcPr>
+          <w:p>
+            <w:pPr>
+              <w:spacing w:after="20" w:line="240" w:lineRule="auto"/>
+              <w:jc w:val="center"/>
+            </w:pPr>
+            <w:r/>
+            <w:r>
+              <w:rPr>
+                <w:rFonts w:ascii="Times New Roman" w:hAnsi="Times New Roman"/>
+                <w:b w:val="0"/>
+                <w:color w:val="000000"/>
+                <w:sz w:val="15"/>
+              </w:rPr>
+              <w:t>+2,1</w:t>
+            </w:r>
+          </w:p>
+        </w:tc>
+        <w:tc>
+          <w:tcPr>
+            <w:tcW w:type="dxa" w:w="1512"/>
+            <w:tcBorders>
+              <w:top w:val="none" w:sz="0" w:space="0" w:color="auto"/>
+              <w:left w:val="none" w:sz="0" w:space="0" w:color="auto"/>
+              <w:bottom w:val="none" w:sz="0" w:space="0" w:color="auto"/>
+              <w:right w:val="none" w:sz="0" w:space="0" w:color="auto"/>
+              <w:insideH w:val="none" w:sz="0" w:space="0" w:color="auto"/>
+              <w:insideV w:val="none" w:sz="0" w:space="0" w:color="auto"/>
+            </w:tcBorders>
+          </w:tcPr>
+          <w:p>
+            <w:pPr>
+              <w:spacing w:after="20" w:line="240" w:lineRule="auto"/>
+              <w:jc w:val="center"/>
+            </w:pPr>
+            <w:r/>
+            <w:r>
+              <w:rPr>
+                <w:rFonts w:ascii="Times New Roman" w:hAnsi="Times New Roman"/>
+                <w:b w:val="0"/>
+                <w:color w:val="000000"/>
+                <w:sz w:val="15"/>
+              </w:rPr>
+              <w:t>n.d.</w:t>
+            </w:r>
+          </w:p>
+        </w:tc>
+        <w:tc>
+          <w:tcPr>
+            <w:tcW w:type="dxa" w:w="1512"/>
+            <w:tcBorders>
+              <w:top w:val="none" w:sz="0" w:space="0" w:color="auto"/>
+              <w:left w:val="none" w:sz="0" w:space="0" w:color="auto"/>
+              <w:bottom w:val="none" w:sz="0" w:space="0" w:color="auto"/>
+              <w:right w:val="none" w:sz="0" w:space="0" w:color="auto"/>
+              <w:insideH w:val="none" w:sz="0" w:space="0" w:color="auto"/>
+              <w:insideV w:val="none" w:sz="0" w:space="0" w:color="auto"/>
+            </w:tcBorders>
+          </w:tcPr>
+          <w:p>
+            <w:pPr>
+              <w:spacing w:after="20" w:line="240" w:lineRule="auto"/>
+              <w:jc w:val="center"/>
+            </w:pPr>
+            <w:r/>
+            <w:r>
+              <w:rPr>
+                <w:rFonts w:ascii="Times New Roman" w:hAnsi="Times New Roman"/>
+                <w:b w:val="0"/>
+                <w:color w:val="000000"/>
+                <w:sz w:val="15"/>
+              </w:rPr>
+              <w:t>n.d.</w:t>
+            </w:r>
+          </w:p>
+        </w:tc>
+      </w:tr>
+      <w:tr>
+        <w:tc>
+          <w:tcPr>
+            <w:tcW w:type="dxa" w:w="1512"/>
+            <w:tcBorders>
+              <w:top w:val="none" w:sz="0" w:space="0" w:color="auto"/>
+              <w:left w:val="none" w:sz="0" w:space="0" w:color="auto"/>
+              <w:bottom w:val="none" w:sz="0" w:space="0" w:color="auto"/>
+              <w:right w:val="none" w:sz="0" w:space="0" w:color="auto"/>
+              <w:insideH w:val="none" w:sz="0" w:space="0" w:color="auto"/>
+              <w:insideV w:val="none" w:sz="0" w:space="0" w:color="auto"/>
+            </w:tcBorders>
+          </w:tcPr>
+          <w:p>
+            <w:pPr>
+              <w:spacing w:after="20" w:line="240" w:lineRule="auto"/>
+              <w:jc w:val="left"/>
+            </w:pPr>
+            <w:r/>
+            <w:r>
+              <w:rPr>
+                <w:rFonts w:ascii="Times New Roman" w:hAnsi="Times New Roman"/>
+                <w:b w:val="0"/>
+                <w:color w:val="000000"/>
+                <w:sz w:val="15"/>
+              </w:rPr>
+              <w:t>Everest invertido</w:t>
+            </w:r>
+          </w:p>
+        </w:tc>
+        <w:tc>
+          <w:tcPr>
+            <w:tcW w:type="dxa" w:w="1512"/>
+            <w:tcBorders>
+              <w:top w:val="none" w:sz="0" w:space="0" w:color="auto"/>
+              <w:left w:val="none" w:sz="0" w:space="0" w:color="auto"/>
+              <w:bottom w:val="none" w:sz="0" w:space="0" w:color="auto"/>
+              <w:right w:val="none" w:sz="0" w:space="0" w:color="auto"/>
+              <w:insideH w:val="none" w:sz="0" w:space="0" w:color="auto"/>
+              <w:insideV w:val="none" w:sz="0" w:space="0" w:color="auto"/>
+            </w:tcBorders>
+          </w:tcPr>
+          <w:p>
+            <w:pPr>
+              <w:spacing w:after="20" w:line="240" w:lineRule="auto"/>
+              <w:jc w:val="center"/>
+            </w:pPr>
+            <w:r/>
+            <w:r>
+              <w:rPr>
+                <w:rFonts w:ascii="Times New Roman" w:hAnsi="Times New Roman"/>
+                <w:b w:val="0"/>
+                <w:color w:val="000000"/>
+                <w:sz w:val="15"/>
+              </w:rPr>
+              <w:t>14,3</w:t>
+            </w:r>
+          </w:p>
+        </w:tc>
+        <w:tc>
+          <w:tcPr>
+            <w:tcW w:type="dxa" w:w="1512"/>
+            <w:tcBorders>
+              <w:top w:val="none" w:sz="0" w:space="0" w:color="auto"/>
+              <w:left w:val="none" w:sz="0" w:space="0" w:color="auto"/>
+              <w:bottom w:val="none" w:sz="0" w:space="0" w:color="auto"/>
+              <w:right w:val="none" w:sz="0" w:space="0" w:color="auto"/>
+              <w:insideH w:val="none" w:sz="0" w:space="0" w:color="auto"/>
+              <w:insideV w:val="none" w:sz="0" w:space="0" w:color="auto"/>
+            </w:tcBorders>
+          </w:tcPr>
+          <w:p>
+            <w:pPr>
+              <w:spacing w:after="20" w:line="240" w:lineRule="auto"/>
+              <w:jc w:val="center"/>
+            </w:pPr>
+            <w:r/>
+            <w:r>
+              <w:rPr>
+                <w:rFonts w:ascii="Times New Roman" w:hAnsi="Times New Roman"/>
+                <w:b w:val="0"/>
+                <w:color w:val="000000"/>
+                <w:sz w:val="15"/>
+              </w:rPr>
+              <w:t>8,7</w:t>
+            </w:r>
+          </w:p>
+        </w:tc>
+        <w:tc>
+          <w:tcPr>
+            <w:tcW w:type="dxa" w:w="1512"/>
+            <w:tcBorders>
+              <w:top w:val="none" w:sz="0" w:space="0" w:color="auto"/>
+              <w:left w:val="none" w:sz="0" w:space="0" w:color="auto"/>
+              <w:bottom w:val="none" w:sz="0" w:space="0" w:color="auto"/>
+              <w:right w:val="none" w:sz="0" w:space="0" w:color="auto"/>
+              <w:insideH w:val="none" w:sz="0" w:space="0" w:color="auto"/>
+              <w:insideV w:val="none" w:sz="0" w:space="0" w:color="auto"/>
+            </w:tcBorders>
+          </w:tcPr>
+          <w:p>
+            <w:pPr>
+              <w:spacing w:after="20" w:line="240" w:lineRule="auto"/>
+              <w:jc w:val="center"/>
+            </w:pPr>
+            <w:r/>
+            <w:r>
+              <w:rPr>
+                <w:rFonts w:ascii="Times New Roman" w:hAnsi="Times New Roman"/>
+                <w:b w:val="0"/>
+                <w:color w:val="000000"/>
+                <w:sz w:val="15"/>
+              </w:rPr>
+              <w:t>−5,6</w:t>
+            </w:r>
+          </w:p>
+        </w:tc>
+        <w:tc>
+          <w:tcPr>
+            <w:tcW w:type="dxa" w:w="1512"/>
+            <w:tcBorders>
+              <w:top w:val="none" w:sz="0" w:space="0" w:color="auto"/>
+              <w:left w:val="none" w:sz="0" w:space="0" w:color="auto"/>
+              <w:bottom w:val="none" w:sz="0" w:space="0" w:color="auto"/>
+              <w:right w:val="none" w:sz="0" w:space="0" w:color="auto"/>
+              <w:insideH w:val="none" w:sz="0" w:space="0" w:color="auto"/>
+              <w:insideV w:val="none" w:sz="0" w:space="0" w:color="auto"/>
+            </w:tcBorders>
+          </w:tcPr>
+          <w:p>
+            <w:pPr>
+              <w:spacing w:after="20" w:line="240" w:lineRule="auto"/>
+              <w:jc w:val="center"/>
+            </w:pPr>
+            <w:r/>
+            <w:r>
+              <w:rPr>
+                <w:rFonts w:ascii="Times New Roman" w:hAnsi="Times New Roman"/>
+                <w:b w:val="0"/>
+                <w:color w:val="000000"/>
+                <w:sz w:val="15"/>
+              </w:rPr>
+              <w:t>n.d.</w:t>
+            </w:r>
+          </w:p>
+        </w:tc>
+        <w:tc>
+          <w:tcPr>
+            <w:tcW w:type="dxa" w:w="1512"/>
+            <w:tcBorders>
+              <w:top w:val="none" w:sz="0" w:space="0" w:color="auto"/>
+              <w:left w:val="none" w:sz="0" w:space="0" w:color="auto"/>
+              <w:bottom w:val="none" w:sz="0" w:space="0" w:color="auto"/>
+              <w:right w:val="none" w:sz="0" w:space="0" w:color="auto"/>
+              <w:insideH w:val="none" w:sz="0" w:space="0" w:color="auto"/>
+              <w:insideV w:val="none" w:sz="0" w:space="0" w:color="auto"/>
+            </w:tcBorders>
+          </w:tcPr>
+          <w:p>
+            <w:pPr>
+              <w:spacing w:after="20" w:line="240" w:lineRule="auto"/>
+              <w:jc w:val="center"/>
+            </w:pPr>
+            <w:r/>
+            <w:r>
+              <w:rPr>
+                <w:rFonts w:ascii="Times New Roman" w:hAnsi="Times New Roman"/>
+                <w:b w:val="0"/>
+                <w:color w:val="000000"/>
+                <w:sz w:val="15"/>
+              </w:rPr>
+              <w:t>n.d.</w:t>
+            </w:r>
+          </w:p>
+        </w:tc>
+      </w:tr>
+      <w:tr>
+        <w:tc>
+          <w:tcPr>
+            <w:tcW w:type="dxa" w:w="1512"/>
+            <w:tcBorders>
+              <w:top w:val="none" w:sz="0" w:space="0" w:color="auto"/>
+              <w:left w:val="none" w:sz="0" w:space="0" w:color="auto"/>
+              <w:bottom w:val="none" w:sz="0" w:space="0" w:color="auto"/>
+              <w:right w:val="none" w:sz="0" w:space="0" w:color="auto"/>
+              <w:insideH w:val="none" w:sz="0" w:space="0" w:color="auto"/>
+              <w:insideV w:val="none" w:sz="0" w:space="0" w:color="auto"/>
+            </w:tcBorders>
+          </w:tcPr>
+          <w:p>
+            <w:pPr>
+              <w:spacing w:after="20" w:line="240" w:lineRule="auto"/>
+              <w:jc w:val="left"/>
+            </w:pPr>
+            <w:r/>
+            <w:r>
+              <w:rPr>
+                <w:rFonts w:ascii="Times New Roman" w:hAnsi="Times New Roman"/>
+                <w:b w:val="0"/>
+                <w:color w:val="000000"/>
+                <w:sz w:val="15"/>
+              </w:rPr>
+              <w:t>Iceberg invertido</w:t>
+            </w:r>
+          </w:p>
+        </w:tc>
+        <w:tc>
+          <w:tcPr>
+            <w:tcW w:type="dxa" w:w="1512"/>
+            <w:tcBorders>
+              <w:top w:val="none" w:sz="0" w:space="0" w:color="auto"/>
+              <w:left w:val="none" w:sz="0" w:space="0" w:color="auto"/>
+              <w:bottom w:val="none" w:sz="0" w:space="0" w:color="auto"/>
+              <w:right w:val="none" w:sz="0" w:space="0" w:color="auto"/>
+              <w:insideH w:val="none" w:sz="0" w:space="0" w:color="auto"/>
+              <w:insideV w:val="none" w:sz="0" w:space="0" w:color="auto"/>
+            </w:tcBorders>
+          </w:tcPr>
+          <w:p>
+            <w:pPr>
+              <w:spacing w:after="20" w:line="240" w:lineRule="auto"/>
+              <w:jc w:val="center"/>
+            </w:pPr>
+            <w:r/>
+            <w:r>
+              <w:rPr>
+                <w:rFonts w:ascii="Times New Roman" w:hAnsi="Times New Roman"/>
+                <w:b w:val="0"/>
+                <w:color w:val="000000"/>
+                <w:sz w:val="15"/>
+              </w:rPr>
+              <w:t>9,5</w:t>
             </w:r>
           </w:p>
         </w:tc>
@@ -9367,7 +9719,7 @@
                 <w:color w:val="000000"/>
                 <w:sz w:val="15"/>
               </w:rPr>
-              <w:t>−14,9</w:t>
+              <w:t>−3,0</w:t>
             </w:r>
           </w:p>
         </w:tc>
@@ -9396,7 +9748,7 @@
                 <w:color w:val="000000"/>
                 <w:sz w:val="15"/>
               </w:rPr>
-              <w:t>10,0</w:t>
+              <w:t>n.d.</w:t>
             </w:r>
           </w:p>
         </w:tc>
@@ -9425,7 +9777,7 @@
                 <w:color w:val="000000"/>
                 <w:sz w:val="15"/>
               </w:rPr>
-              <w:t>15,9</w:t>
+              <w:t>n.d.</w:t>
             </w:r>
           </w:p>
         </w:tc>
@@ -9572,7 +9924,7 @@
                 <w:color w:val="000000"/>
                 <w:sz w:val="15"/>
               </w:rPr>
-              <w:t>8,5</w:t>
+              <w:t>n.d.</w:t>
             </w:r>
           </w:p>
         </w:tc>
@@ -9601,359 +9953,7 @@
                 <w:color w:val="000000"/>
                 <w:sz w:val="15"/>
               </w:rPr>
-              <w:t>10,7</w:t>
-            </w:r>
-          </w:p>
-        </w:tc>
-      </w:tr>
-      <w:tr>
-        <w:tc>
-          <w:tcPr>
-            <w:tcW w:type="dxa" w:w="1512"/>
-            <w:tcBorders>
-              <w:top w:val="none" w:sz="0" w:space="0" w:color="auto"/>
-              <w:left w:val="none" w:sz="0" w:space="0" w:color="auto"/>
-              <w:bottom w:val="none" w:sz="0" w:space="0" w:color="auto"/>
-              <w:right w:val="none" w:sz="0" w:space="0" w:color="auto"/>
-              <w:insideH w:val="none" w:sz="0" w:space="0" w:color="auto"/>
-              <w:insideV w:val="none" w:sz="0" w:space="0" w:color="auto"/>
-            </w:tcBorders>
-          </w:tcPr>
-          <w:p>
-            <w:pPr>
-              <w:spacing w:after="20" w:line="240" w:lineRule="auto"/>
-              <w:jc w:val="left"/>
-            </w:pPr>
-            <w:r/>
-            <w:r>
-              <w:rPr>
-                <w:rFonts w:ascii="Times New Roman" w:hAnsi="Times New Roman"/>
-                <w:b w:val="0"/>
-                <w:color w:val="000000"/>
-                <w:sz w:val="15"/>
-              </w:rPr>
-              <w:t>Iceberg invertido</w:t>
-            </w:r>
-          </w:p>
-        </w:tc>
-        <w:tc>
-          <w:tcPr>
-            <w:tcW w:type="dxa" w:w="1512"/>
-            <w:tcBorders>
-              <w:top w:val="none" w:sz="0" w:space="0" w:color="auto"/>
-              <w:left w:val="none" w:sz="0" w:space="0" w:color="auto"/>
-              <w:bottom w:val="none" w:sz="0" w:space="0" w:color="auto"/>
-              <w:right w:val="none" w:sz="0" w:space="0" w:color="auto"/>
-              <w:insideH w:val="none" w:sz="0" w:space="0" w:color="auto"/>
-              <w:insideV w:val="none" w:sz="0" w:space="0" w:color="auto"/>
-            </w:tcBorders>
-          </w:tcPr>
-          <w:p>
-            <w:pPr>
-              <w:spacing w:after="20" w:line="240" w:lineRule="auto"/>
-              <w:jc w:val="center"/>
-            </w:pPr>
-            <w:r/>
-            <w:r>
-              <w:rPr>
-                <w:rFonts w:ascii="Times New Roman" w:hAnsi="Times New Roman"/>
-                <w:b w:val="0"/>
-                <w:color w:val="000000"/>
-                <w:sz w:val="15"/>
-              </w:rPr>
-              <w:t>9,5</w:t>
-            </w:r>
-          </w:p>
-        </w:tc>
-        <w:tc>
-          <w:tcPr>
-            <w:tcW w:type="dxa" w:w="1512"/>
-            <w:tcBorders>
-              <w:top w:val="none" w:sz="0" w:space="0" w:color="auto"/>
-              <w:left w:val="none" w:sz="0" w:space="0" w:color="auto"/>
-              <w:bottom w:val="none" w:sz="0" w:space="0" w:color="auto"/>
-              <w:right w:val="none" w:sz="0" w:space="0" w:color="auto"/>
-              <w:insideH w:val="none" w:sz="0" w:space="0" w:color="auto"/>
-              <w:insideV w:val="none" w:sz="0" w:space="0" w:color="auto"/>
-            </w:tcBorders>
-          </w:tcPr>
-          <w:p>
-            <w:pPr>
-              <w:spacing w:after="20" w:line="240" w:lineRule="auto"/>
-              <w:jc w:val="center"/>
-            </w:pPr>
-            <w:r/>
-            <w:r>
-              <w:rPr>
-                <w:rFonts w:ascii="Times New Roman" w:hAnsi="Times New Roman"/>
-                <w:b w:val="0"/>
-                <w:color w:val="000000"/>
-                <w:sz w:val="15"/>
-              </w:rPr>
-              <w:t>6,5</w:t>
-            </w:r>
-          </w:p>
-        </w:tc>
-        <w:tc>
-          <w:tcPr>
-            <w:tcW w:type="dxa" w:w="1512"/>
-            <w:tcBorders>
-              <w:top w:val="none" w:sz="0" w:space="0" w:color="auto"/>
-              <w:left w:val="none" w:sz="0" w:space="0" w:color="auto"/>
-              <w:bottom w:val="none" w:sz="0" w:space="0" w:color="auto"/>
-              <w:right w:val="none" w:sz="0" w:space="0" w:color="auto"/>
-              <w:insideH w:val="none" w:sz="0" w:space="0" w:color="auto"/>
-              <w:insideV w:val="none" w:sz="0" w:space="0" w:color="auto"/>
-            </w:tcBorders>
-          </w:tcPr>
-          <w:p>
-            <w:pPr>
-              <w:spacing w:after="20" w:line="240" w:lineRule="auto"/>
-              <w:jc w:val="center"/>
-            </w:pPr>
-            <w:r/>
-            <w:r>
-              <w:rPr>
-                <w:rFonts w:ascii="Times New Roman" w:hAnsi="Times New Roman"/>
-                <w:b w:val="0"/>
-                <w:color w:val="000000"/>
-                <w:sz w:val="15"/>
-              </w:rPr>
-              <w:t>−3,0</w:t>
-            </w:r>
-          </w:p>
-        </w:tc>
-        <w:tc>
-          <w:tcPr>
-            <w:tcW w:type="dxa" w:w="1512"/>
-            <w:tcBorders>
-              <w:top w:val="none" w:sz="0" w:space="0" w:color="auto"/>
-              <w:left w:val="none" w:sz="0" w:space="0" w:color="auto"/>
-              <w:bottom w:val="none" w:sz="0" w:space="0" w:color="auto"/>
-              <w:right w:val="none" w:sz="0" w:space="0" w:color="auto"/>
-              <w:insideH w:val="none" w:sz="0" w:space="0" w:color="auto"/>
-              <w:insideV w:val="none" w:sz="0" w:space="0" w:color="auto"/>
-            </w:tcBorders>
-          </w:tcPr>
-          <w:p>
-            <w:pPr>
-              <w:spacing w:after="20" w:line="240" w:lineRule="auto"/>
-              <w:jc w:val="center"/>
-            </w:pPr>
-            <w:r/>
-            <w:r>
-              <w:rPr>
-                <w:rFonts w:ascii="Times New Roman" w:hAnsi="Times New Roman"/>
-                <w:b w:val="0"/>
-                <w:color w:val="000000"/>
-                <w:sz w:val="15"/>
-              </w:rPr>
-              <w:t>10,5</w:t>
-            </w:r>
-          </w:p>
-        </w:tc>
-        <w:tc>
-          <w:tcPr>
-            <w:tcW w:type="dxa" w:w="1512"/>
-            <w:tcBorders>
-              <w:top w:val="none" w:sz="0" w:space="0" w:color="auto"/>
-              <w:left w:val="none" w:sz="0" w:space="0" w:color="auto"/>
-              <w:bottom w:val="none" w:sz="0" w:space="0" w:color="auto"/>
-              <w:right w:val="none" w:sz="0" w:space="0" w:color="auto"/>
-              <w:insideH w:val="none" w:sz="0" w:space="0" w:color="auto"/>
-              <w:insideV w:val="none" w:sz="0" w:space="0" w:color="auto"/>
-            </w:tcBorders>
-          </w:tcPr>
-          <w:p>
-            <w:pPr>
-              <w:spacing w:after="20" w:line="240" w:lineRule="auto"/>
-              <w:jc w:val="center"/>
-            </w:pPr>
-            <w:r/>
-            <w:r>
-              <w:rPr>
-                <w:rFonts w:ascii="Times New Roman" w:hAnsi="Times New Roman"/>
-                <w:b w:val="0"/>
-                <w:color w:val="000000"/>
-                <w:sz w:val="15"/>
-              </w:rPr>
-              <w:t>7,5</w:t>
-            </w:r>
-          </w:p>
-        </w:tc>
-      </w:tr>
-      <w:tr>
-        <w:tc>
-          <w:tcPr>
-            <w:tcW w:type="dxa" w:w="1512"/>
-            <w:tcBorders>
-              <w:top w:val="none" w:sz="0" w:space="0" w:color="auto"/>
-              <w:left w:val="none" w:sz="0" w:space="0" w:color="auto"/>
-              <w:bottom w:val="none" w:sz="0" w:space="0" w:color="auto"/>
-              <w:right w:val="none" w:sz="0" w:space="0" w:color="auto"/>
-              <w:insideH w:val="none" w:sz="0" w:space="0" w:color="auto"/>
-              <w:insideV w:val="none" w:sz="0" w:space="0" w:color="auto"/>
-            </w:tcBorders>
-          </w:tcPr>
-          <w:p>
-            <w:pPr>
-              <w:spacing w:after="20" w:line="240" w:lineRule="auto"/>
-              <w:jc w:val="left"/>
-            </w:pPr>
-            <w:r/>
-            <w:r>
-              <w:rPr>
-                <w:rFonts w:ascii="Times New Roman" w:hAnsi="Times New Roman"/>
-                <w:b w:val="0"/>
-                <w:color w:val="000000"/>
-                <w:sz w:val="15"/>
-              </w:rPr>
-              <w:t>Barbatana tubarão</w:t>
-            </w:r>
-          </w:p>
-        </w:tc>
-        <w:tc>
-          <w:tcPr>
-            <w:tcW w:type="dxa" w:w="1512"/>
-            <w:tcBorders>
-              <w:top w:val="none" w:sz="0" w:space="0" w:color="auto"/>
-              <w:left w:val="none" w:sz="0" w:space="0" w:color="auto"/>
-              <w:bottom w:val="none" w:sz="0" w:space="0" w:color="auto"/>
-              <w:right w:val="none" w:sz="0" w:space="0" w:color="auto"/>
-              <w:insideH w:val="none" w:sz="0" w:space="0" w:color="auto"/>
-              <w:insideV w:val="none" w:sz="0" w:space="0" w:color="auto"/>
-            </w:tcBorders>
-          </w:tcPr>
-          <w:p>
-            <w:pPr>
-              <w:spacing w:after="20" w:line="240" w:lineRule="auto"/>
-              <w:jc w:val="center"/>
-            </w:pPr>
-            <w:r/>
-            <w:r>
-              <w:rPr>
-                <w:rFonts w:ascii="Times New Roman" w:hAnsi="Times New Roman"/>
-                <w:b w:val="0"/>
-                <w:color w:val="000000"/>
-                <w:sz w:val="15"/>
-              </w:rPr>
-              <w:t>9,5</w:t>
-            </w:r>
-          </w:p>
-        </w:tc>
-        <w:tc>
-          <w:tcPr>
-            <w:tcW w:type="dxa" w:w="1512"/>
-            <w:tcBorders>
-              <w:top w:val="none" w:sz="0" w:space="0" w:color="auto"/>
-              <w:left w:val="none" w:sz="0" w:space="0" w:color="auto"/>
-              <w:bottom w:val="none" w:sz="0" w:space="0" w:color="auto"/>
-              <w:right w:val="none" w:sz="0" w:space="0" w:color="auto"/>
-              <w:insideH w:val="none" w:sz="0" w:space="0" w:color="auto"/>
-              <w:insideV w:val="none" w:sz="0" w:space="0" w:color="auto"/>
-            </w:tcBorders>
-          </w:tcPr>
-          <w:p>
-            <w:pPr>
-              <w:spacing w:after="20" w:line="240" w:lineRule="auto"/>
-              <w:jc w:val="center"/>
-            </w:pPr>
-            <w:r/>
-            <w:r>
-              <w:rPr>
-                <w:rFonts w:ascii="Times New Roman" w:hAnsi="Times New Roman"/>
-                <w:b w:val="0"/>
-                <w:color w:val="000000"/>
-                <w:sz w:val="15"/>
-              </w:rPr>
-              <w:t>10,9</w:t>
-            </w:r>
-          </w:p>
-        </w:tc>
-        <w:tc>
-          <w:tcPr>
-            <w:tcW w:type="dxa" w:w="1512"/>
-            <w:tcBorders>
-              <w:top w:val="none" w:sz="0" w:space="0" w:color="auto"/>
-              <w:left w:val="none" w:sz="0" w:space="0" w:color="auto"/>
-              <w:bottom w:val="none" w:sz="0" w:space="0" w:color="auto"/>
-              <w:right w:val="none" w:sz="0" w:space="0" w:color="auto"/>
-              <w:insideH w:val="none" w:sz="0" w:space="0" w:color="auto"/>
-              <w:insideV w:val="none" w:sz="0" w:space="0" w:color="auto"/>
-            </w:tcBorders>
-          </w:tcPr>
-          <w:p>
-            <w:pPr>
-              <w:spacing w:after="20" w:line="240" w:lineRule="auto"/>
-              <w:jc w:val="center"/>
-            </w:pPr>
-            <w:r/>
-            <w:r>
-              <w:rPr>
-                <w:rFonts w:ascii="Times New Roman" w:hAnsi="Times New Roman"/>
-                <w:b w:val="0"/>
-                <w:color w:val="000000"/>
-                <w:sz w:val="15"/>
-              </w:rPr>
-              <w:t>+1,4</w:t>
-            </w:r>
-          </w:p>
-        </w:tc>
-        <w:tc>
-          <w:tcPr>
-            <w:tcW w:type="dxa" w:w="1512"/>
-            <w:tcBorders>
-              <w:top w:val="none" w:sz="0" w:space="0" w:color="auto"/>
-              <w:left w:val="none" w:sz="0" w:space="0" w:color="auto"/>
-              <w:bottom w:val="none" w:sz="0" w:space="0" w:color="auto"/>
-              <w:right w:val="none" w:sz="0" w:space="0" w:color="auto"/>
-              <w:insideH w:val="none" w:sz="0" w:space="0" w:color="auto"/>
-              <w:insideV w:val="none" w:sz="0" w:space="0" w:color="auto"/>
-            </w:tcBorders>
-          </w:tcPr>
-          <w:p>
-            <w:pPr>
-              <w:spacing w:after="20" w:line="240" w:lineRule="auto"/>
-              <w:jc w:val="center"/>
-            </w:pPr>
-            <w:r/>
-            <w:r>
-              <w:rPr>
-                <w:rFonts w:ascii="Times New Roman" w:hAnsi="Times New Roman"/>
-                <w:b w:val="0"/>
-                <w:color w:val="000000"/>
-                <w:sz w:val="15"/>
-              </w:rPr>
-              <w:t>8,0</w:t>
-            </w:r>
-          </w:p>
-        </w:tc>
-        <w:tc>
-          <w:tcPr>
-            <w:tcW w:type="dxa" w:w="1512"/>
-            <w:tcBorders>
-              <w:top w:val="none" w:sz="0" w:space="0" w:color="auto"/>
-              <w:left w:val="none" w:sz="0" w:space="0" w:color="auto"/>
-              <w:bottom w:val="none" w:sz="0" w:space="0" w:color="auto"/>
-              <w:right w:val="none" w:sz="0" w:space="0" w:color="auto"/>
-              <w:insideH w:val="none" w:sz="0" w:space="0" w:color="auto"/>
-              <w:insideV w:val="none" w:sz="0" w:space="0" w:color="auto"/>
-            </w:tcBorders>
-          </w:tcPr>
-          <w:p>
-            <w:pPr>
-              <w:spacing w:after="20" w:line="240" w:lineRule="auto"/>
-              <w:jc w:val="center"/>
-            </w:pPr>
-            <w:r/>
-            <w:r>
-              <w:rPr>
-                <w:rFonts w:ascii="Times New Roman" w:hAnsi="Times New Roman"/>
-                <w:b w:val="0"/>
-                <w:color w:val="000000"/>
-                <w:sz w:val="15"/>
-              </w:rPr>
-              <w:t>6,1</w:t>
+              <w:t>n.d.</w:t>
             </w:r>
           </w:p>
         </w:tc>
@@ -9984,7 +9984,7 @@
                 <w:color w:val="000000"/>
                 <w:sz w:val="15"/>
               </w:rPr>
-              <w:t>Everest invertido</w:t>
+              <w:t>Barbatana de tubarão</w:t>
             </w:r>
           </w:p>
         </w:tc>
@@ -10013,7 +10013,7 @@
                 <w:color w:val="000000"/>
                 <w:sz w:val="15"/>
               </w:rPr>
-              <w:t>4,8</w:t>
+              <w:t>2,4</w:t>
             </w:r>
           </w:p>
         </w:tc>
@@ -10042,7 +10042,7 @@
                 <w:color w:val="000000"/>
                 <w:sz w:val="15"/>
               </w:rPr>
-              <w:t>4,3</w:t>
+              <w:t>28,3</w:t>
             </w:r>
           </w:p>
         </w:tc>
@@ -10071,7 +10071,7 @@
                 <w:color w:val="000000"/>
                 <w:sz w:val="15"/>
               </w:rPr>
-              <w:t>−0,5</w:t>
+              <w:t>+25,9</w:t>
             </w:r>
           </w:p>
         </w:tc>
@@ -10100,7 +10100,7 @@
                 <w:color w:val="000000"/>
                 <w:sz w:val="15"/>
               </w:rPr>
-              <w:t>4,5</w:t>
+              <w:t>n.d.</w:t>
             </w:r>
           </w:p>
         </w:tc>
@@ -10129,7 +10129,7 @@
                 <w:color w:val="000000"/>
                 <w:sz w:val="15"/>
               </w:rPr>
-              <w:t>2,8</w:t>
+              <w:t>n.d.</w:t>
             </w:r>
           </w:p>
         </w:tc>
@@ -10257,7 +10257,7 @@
           <w:color w:val="000000"/>
           <w:sz w:val="24"/>
         </w:rPr>
-        <w:t>Pela classificação de Parsons-Smith, o deslocamento tem direção única: o perfil iceberg recua 14,9 pontos percentuais e o perfil superfície avança 13,3 pontos, enquanto os quatro perfis restantes se movem menos de 4 pontos. O quadro é de perda do padrão favorável sem migração para perfis clinicamente negativos, o que é coerente com a estabilidade das subescalas negativas descrita no primeiro artigo desta série.</w:t>
+        <w:t>Pela classificação de Parsons-Smith, o deslocamento tem direção única: o perfil iceberg recua 23,1 pontos percentuais e a barbatana de tubarão avança 25,9 pontos, e passa a dividir com o superfície a primeira posição no último dia. A faixa de risco, que reúne barbatana de tubarão, iceberg invertido e Everest invertido, sobe de 26,2% para 43,5% das observações. O quadro é de migração para o esgotamento energético, e não para o sofrimento psíquico: os outros dois perfis de risco recuam no mesmo intervalo.</w:t>
       </w:r>
     </w:p>
     <w:p>

--- a/data/ARTIGO2_FADIGA_PERFIS_HANDEBOL.docx
+++ b/data/ARTIGO2_FADIGA_PERFIS_HANDEBOL.docx
@@ -67,7 +67,7 @@
           <w:color w:val="000000"/>
           <w:sz w:val="20"/>
         </w:rPr>
-        <w:t>A perda do perfil de humor favorável é um dos sinais mais precoces de sobrecarga em atletas, mas nenhum estudo descreveu esse deslocamento no handebol. Este estudo acompanhou 27 atletas de handebol masculino de primeira divisão ao longo do microciclo de sete dias que antecede a competição, com três sessões equivalentes de treinamento intervalado de alta intensidade. A proporção de atletas em perfil iceberg caiu de 71,4% para 32,6% e a de humor perturbado subiu de 47,6% para 71,7%. Entre a primeira e a terceira sessão de HIIT, a frequência cardíaca de pico caiu de 184 para 181 batimentos por minuto enquanto o esforço percebido subiu de 8,5 para 9,1 e a perturbação total do humor subiu 1,76 ponto por sessão. O mesmo estímulo externo passou a custar mais. Mais da metade dos atletas ultrapassou o menor valor detectável em perturbação total, vigor e fadiga ao longo da semana, e a recuperação noturna devolveu cerca de dois terços da fadiga acumulada. O conjunto configura uma assinatura de sobrecarga. Sem medida de desempenho após o microciclo, o estudo não diagnostica overreaching funcional ou não funcional, e sim descreve o risco e propõe o monitoramento correspondente.</w:t>
+        <w:t>A perda do perfil de humor favorável é um dos sinais mais precoces de sobrecarga em atletas, mas nenhum estudo descreveu esse deslocamento no handebol. Este estudo acompanhou 27 atletas de handebol masculino de primeira divisão ao longo do microciclo de sete dias que antecede a competição, com três sessões equivalentes de treinamento intervalado de alta intensidade. A proporção de atletas em perfil iceberg caiu de 71,4% para 34,8% e a de humor perturbado subiu de 50,0% para 71,7%. Entre a primeira e a terceira sessão de HIIT, a frequência cardíaca de pico caiu de 184 para 181 batimentos por minuto enquanto o esforço percebido subiu de 8,5 para 9,1 e a perturbação total do humor subiu 1,76 ponto por sessão. O mesmo estímulo externo passou a custar mais. Mais da metade dos atletas ultrapassou o menor valor detectável em perturbação total, vigor e fadiga ao longo da semana, e a recuperação noturna devolveu cerca de dois terços da fadiga acumulada. O conjunto configura uma assinatura de sobrecarga. Sem medida de desempenho após o microciclo, o estudo não diagnostica overreaching funcional ou não funcional, e sim descreve o risco e propõe o monitoramento correspondente.</w:t>
       </w:r>
     </w:p>
     <w:p>
@@ -8172,7 +8172,7 @@
           <w:color w:val="000000"/>
           <w:sz w:val="24"/>
         </w:rPr>
-        <w:t>A proporção de atletas em perfil iceberg cai de 71,4% no dia 1 para 32,6% no dia 7, perda de 38,8 pontos percentuais, e a de humor perturbado sobe de 47,6% para 71,7%, ganho de 24,1 pontos (Tabela 6). A queda não é gradual: o iceberg despenca já no dia 2, primeiro dia de HIIT, recupera parte no dia 5 e volta a cair nos dois últimos dias. As duas curvas se cruzam entre os dias 4 e 5, momento em que a maioria da equipe deixa de apresentar perfil favorável.</w:t>
+        <w:t>A proporção de atletas em perfil iceberg cai de 71,4% no dia 1 para 34,8% no dia 7, perda de 39,0 pontos percentuais, e a de humor perturbado sobe de 50,0% para 71,7%, ganho de 21,7 pontos (Tabela 6). A queda não é gradual: o iceberg despenca já no dia 2, primeiro dia de HIIT, recupera parte no dia 5 e volta a cair nos dois últimos dias. As duas curvas se cruzam entre os dias 4 e 5, momento em que a maioria da equipe deixa de apresentar perfil favorável.</w:t>
       </w:r>
     </w:p>
     <w:p>
@@ -8610,7 +8610,7 @@
                 <w:color w:val="000000"/>
                 <w:sz w:val="15"/>
               </w:rPr>
-              <w:t>71,4</w:t>
+              <w:t>73,8</w:t>
             </w:r>
           </w:p>
         </w:tc>
@@ -8639,7 +8639,7 @@
                 <w:color w:val="000000"/>
                 <w:sz w:val="15"/>
               </w:rPr>
-              <w:t>32,6</w:t>
+              <w:t>34,8</w:t>
             </w:r>
           </w:p>
         </w:tc>
@@ -8668,7 +8668,7 @@
                 <w:color w:val="000000"/>
                 <w:sz w:val="15"/>
               </w:rPr>
-              <w:t>−38,8</w:t>
+              <w:t>−39,0</w:t>
             </w:r>
           </w:p>
         </w:tc>
@@ -8786,7 +8786,7 @@
                 <w:color w:val="000000"/>
                 <w:sz w:val="15"/>
               </w:rPr>
-              <w:t>47,6</w:t>
+              <w:t>50,0</w:t>
             </w:r>
           </w:p>
         </w:tc>
@@ -8844,7 +8844,7 @@
                 <w:color w:val="000000"/>
                 <w:sz w:val="15"/>
               </w:rPr>
-              <w:t>+24,1</w:t>
+              <w:t>+21,7</w:t>
             </w:r>
           </w:p>
         </w:tc>
@@ -9133,7 +9133,7 @@
                 <w:color w:val="000000"/>
                 <w:sz w:val="15"/>
               </w:rPr>
-              <w:t>40,5</w:t>
+              <w:t>38,1</w:t>
             </w:r>
           </w:p>
         </w:tc>
@@ -9162,7 +9162,7 @@
                 <w:color w:val="000000"/>
                 <w:sz w:val="15"/>
               </w:rPr>
-              <w:t>17,4</w:t>
+              <w:t>21,7</w:t>
             </w:r>
           </w:p>
         </w:tc>
@@ -9191,7 +9191,7 @@
                 <w:color w:val="000000"/>
                 <w:sz w:val="15"/>
               </w:rPr>
-              <w:t>−23,1</w:t>
+              <w:t>−16,4</w:t>
             </w:r>
           </w:p>
         </w:tc>
@@ -9309,7 +9309,7 @@
                 <w:color w:val="000000"/>
                 <w:sz w:val="15"/>
               </w:rPr>
-              <w:t>26,2</w:t>
+              <w:t>31,0</w:t>
             </w:r>
           </w:p>
         </w:tc>
@@ -9338,7 +9338,7 @@
                 <w:color w:val="000000"/>
                 <w:sz w:val="15"/>
               </w:rPr>
-              <w:t>28,3</w:t>
+              <w:t>23,9</w:t>
             </w:r>
           </w:p>
         </w:tc>
@@ -9367,7 +9367,7 @@
                 <w:color w:val="000000"/>
                 <w:sz w:val="15"/>
               </w:rPr>
-              <w:t>+2,1</w:t>
+              <w:t>−7,0</w:t>
             </w:r>
           </w:p>
         </w:tc>
@@ -9456,7 +9456,7 @@
                 <w:color w:val="000000"/>
                 <w:sz w:val="15"/>
               </w:rPr>
-              <w:t>Everest invertido</w:t>
+              <w:t>Submerso</w:t>
             </w:r>
           </w:p>
         </w:tc>
@@ -9485,7 +9485,7 @@
                 <w:color w:val="000000"/>
                 <w:sz w:val="15"/>
               </w:rPr>
-              <w:t>14,3</w:t>
+              <w:t>19,0</w:t>
             </w:r>
           </w:p>
         </w:tc>
@@ -9514,7 +9514,7 @@
                 <w:color w:val="000000"/>
                 <w:sz w:val="15"/>
               </w:rPr>
-              <w:t>8,7</w:t>
+              <w:t>19,6</w:t>
             </w:r>
           </w:p>
         </w:tc>
@@ -9543,7 +9543,183 @@
                 <w:color w:val="000000"/>
                 <w:sz w:val="15"/>
               </w:rPr>
-              <w:t>−5,6</w:t>
+              <w:t>+0,5</w:t>
+            </w:r>
+          </w:p>
+        </w:tc>
+        <w:tc>
+          <w:tcPr>
+            <w:tcW w:type="dxa" w:w="1512"/>
+            <w:tcBorders>
+              <w:top w:val="none" w:sz="0" w:space="0" w:color="auto"/>
+              <w:left w:val="none" w:sz="0" w:space="0" w:color="auto"/>
+              <w:bottom w:val="none" w:sz="0" w:space="0" w:color="auto"/>
+              <w:right w:val="none" w:sz="0" w:space="0" w:color="auto"/>
+              <w:insideH w:val="none" w:sz="0" w:space="0" w:color="auto"/>
+              <w:insideV w:val="none" w:sz="0" w:space="0" w:color="auto"/>
+            </w:tcBorders>
+          </w:tcPr>
+          <w:p>
+            <w:pPr>
+              <w:spacing w:after="20" w:line="240" w:lineRule="auto"/>
+              <w:jc w:val="center"/>
+            </w:pPr>
+            <w:r/>
+            <w:r>
+              <w:rPr>
+                <w:rFonts w:ascii="Times New Roman" w:hAnsi="Times New Roman"/>
+                <w:b w:val="0"/>
+                <w:color w:val="000000"/>
+                <w:sz w:val="15"/>
+              </w:rPr>
+              <w:t>n.d.</w:t>
+            </w:r>
+          </w:p>
+        </w:tc>
+        <w:tc>
+          <w:tcPr>
+            <w:tcW w:type="dxa" w:w="1512"/>
+            <w:tcBorders>
+              <w:top w:val="none" w:sz="0" w:space="0" w:color="auto"/>
+              <w:left w:val="none" w:sz="0" w:space="0" w:color="auto"/>
+              <w:bottom w:val="none" w:sz="0" w:space="0" w:color="auto"/>
+              <w:right w:val="none" w:sz="0" w:space="0" w:color="auto"/>
+              <w:insideH w:val="none" w:sz="0" w:space="0" w:color="auto"/>
+              <w:insideV w:val="none" w:sz="0" w:space="0" w:color="auto"/>
+            </w:tcBorders>
+          </w:tcPr>
+          <w:p>
+            <w:pPr>
+              <w:spacing w:after="20" w:line="240" w:lineRule="auto"/>
+              <w:jc w:val="center"/>
+            </w:pPr>
+            <w:r/>
+            <w:r>
+              <w:rPr>
+                <w:rFonts w:ascii="Times New Roman" w:hAnsi="Times New Roman"/>
+                <w:b w:val="0"/>
+                <w:color w:val="000000"/>
+                <w:sz w:val="15"/>
+              </w:rPr>
+              <w:t>n.d.</w:t>
+            </w:r>
+          </w:p>
+        </w:tc>
+      </w:tr>
+      <w:tr>
+        <w:tc>
+          <w:tcPr>
+            <w:tcW w:type="dxa" w:w="1512"/>
+            <w:tcBorders>
+              <w:top w:val="none" w:sz="0" w:space="0" w:color="auto"/>
+              <w:left w:val="none" w:sz="0" w:space="0" w:color="auto"/>
+              <w:bottom w:val="none" w:sz="0" w:space="0" w:color="auto"/>
+              <w:right w:val="none" w:sz="0" w:space="0" w:color="auto"/>
+              <w:insideH w:val="none" w:sz="0" w:space="0" w:color="auto"/>
+              <w:insideV w:val="none" w:sz="0" w:space="0" w:color="auto"/>
+            </w:tcBorders>
+          </w:tcPr>
+          <w:p>
+            <w:pPr>
+              <w:spacing w:after="20" w:line="240" w:lineRule="auto"/>
+              <w:jc w:val="left"/>
+            </w:pPr>
+            <w:r/>
+            <w:r>
+              <w:rPr>
+                <w:rFonts w:ascii="Times New Roman" w:hAnsi="Times New Roman"/>
+                <w:b w:val="0"/>
+                <w:color w:val="000000"/>
+                <w:sz w:val="15"/>
+              </w:rPr>
+              <w:t>Barbatana de tubarão</w:t>
+            </w:r>
+          </w:p>
+        </w:tc>
+        <w:tc>
+          <w:tcPr>
+            <w:tcW w:type="dxa" w:w="1512"/>
+            <w:tcBorders>
+              <w:top w:val="none" w:sz="0" w:space="0" w:color="auto"/>
+              <w:left w:val="none" w:sz="0" w:space="0" w:color="auto"/>
+              <w:bottom w:val="none" w:sz="0" w:space="0" w:color="auto"/>
+              <w:right w:val="none" w:sz="0" w:space="0" w:color="auto"/>
+              <w:insideH w:val="none" w:sz="0" w:space="0" w:color="auto"/>
+              <w:insideV w:val="none" w:sz="0" w:space="0" w:color="auto"/>
+            </w:tcBorders>
+          </w:tcPr>
+          <w:p>
+            <w:pPr>
+              <w:spacing w:after="20" w:line="240" w:lineRule="auto"/>
+              <w:jc w:val="center"/>
+            </w:pPr>
+            <w:r/>
+            <w:r>
+              <w:rPr>
+                <w:rFonts w:ascii="Times New Roman" w:hAnsi="Times New Roman"/>
+                <w:b w:val="0"/>
+                <w:color w:val="000000"/>
+                <w:sz w:val="15"/>
+              </w:rPr>
+              <w:t>0,0</w:t>
+            </w:r>
+          </w:p>
+        </w:tc>
+        <w:tc>
+          <w:tcPr>
+            <w:tcW w:type="dxa" w:w="1512"/>
+            <w:tcBorders>
+              <w:top w:val="none" w:sz="0" w:space="0" w:color="auto"/>
+              <w:left w:val="none" w:sz="0" w:space="0" w:color="auto"/>
+              <w:bottom w:val="none" w:sz="0" w:space="0" w:color="auto"/>
+              <w:right w:val="none" w:sz="0" w:space="0" w:color="auto"/>
+              <w:insideH w:val="none" w:sz="0" w:space="0" w:color="auto"/>
+              <w:insideV w:val="none" w:sz="0" w:space="0" w:color="auto"/>
+            </w:tcBorders>
+          </w:tcPr>
+          <w:p>
+            <w:pPr>
+              <w:spacing w:after="20" w:line="240" w:lineRule="auto"/>
+              <w:jc w:val="center"/>
+            </w:pPr>
+            <w:r/>
+            <w:r>
+              <w:rPr>
+                <w:rFonts w:ascii="Times New Roman" w:hAnsi="Times New Roman"/>
+                <w:b w:val="0"/>
+                <w:color w:val="000000"/>
+                <w:sz w:val="15"/>
+              </w:rPr>
+              <w:t>26,1</w:t>
+            </w:r>
+          </w:p>
+        </w:tc>
+        <w:tc>
+          <w:tcPr>
+            <w:tcW w:type="dxa" w:w="1512"/>
+            <w:tcBorders>
+              <w:top w:val="none" w:sz="0" w:space="0" w:color="auto"/>
+              <w:left w:val="none" w:sz="0" w:space="0" w:color="auto"/>
+              <w:bottom w:val="none" w:sz="0" w:space="0" w:color="auto"/>
+              <w:right w:val="none" w:sz="0" w:space="0" w:color="auto"/>
+              <w:insideH w:val="none" w:sz="0" w:space="0" w:color="auto"/>
+              <w:insideV w:val="none" w:sz="0" w:space="0" w:color="auto"/>
+            </w:tcBorders>
+          </w:tcPr>
+          <w:p>
+            <w:pPr>
+              <w:spacing w:after="20" w:line="240" w:lineRule="auto"/>
+              <w:jc w:val="center"/>
+            </w:pPr>
+            <w:r/>
+            <w:r>
+              <w:rPr>
+                <w:rFonts w:ascii="Times New Roman" w:hAnsi="Times New Roman"/>
+                <w:b w:val="0"/>
+                <w:color w:val="000000"/>
+                <w:sz w:val="15"/>
+              </w:rPr>
+              <w:t>+26,1</w:t>
             </w:r>
           </w:p>
         </w:tc>
@@ -9661,182 +9837,6 @@
                 <w:color w:val="000000"/>
                 <w:sz w:val="15"/>
               </w:rPr>
-              <w:t>9,5</w:t>
-            </w:r>
-          </w:p>
-        </w:tc>
-        <w:tc>
-          <w:tcPr>
-            <w:tcW w:type="dxa" w:w="1512"/>
-            <w:tcBorders>
-              <w:top w:val="none" w:sz="0" w:space="0" w:color="auto"/>
-              <w:left w:val="none" w:sz="0" w:space="0" w:color="auto"/>
-              <w:bottom w:val="none" w:sz="0" w:space="0" w:color="auto"/>
-              <w:right w:val="none" w:sz="0" w:space="0" w:color="auto"/>
-              <w:insideH w:val="none" w:sz="0" w:space="0" w:color="auto"/>
-              <w:insideV w:val="none" w:sz="0" w:space="0" w:color="auto"/>
-            </w:tcBorders>
-          </w:tcPr>
-          <w:p>
-            <w:pPr>
-              <w:spacing w:after="20" w:line="240" w:lineRule="auto"/>
-              <w:jc w:val="center"/>
-            </w:pPr>
-            <w:r/>
-            <w:r>
-              <w:rPr>
-                <w:rFonts w:ascii="Times New Roman" w:hAnsi="Times New Roman"/>
-                <w:b w:val="0"/>
-                <w:color w:val="000000"/>
-                <w:sz w:val="15"/>
-              </w:rPr>
-              <w:t>6,5</w:t>
-            </w:r>
-          </w:p>
-        </w:tc>
-        <w:tc>
-          <w:tcPr>
-            <w:tcW w:type="dxa" w:w="1512"/>
-            <w:tcBorders>
-              <w:top w:val="none" w:sz="0" w:space="0" w:color="auto"/>
-              <w:left w:val="none" w:sz="0" w:space="0" w:color="auto"/>
-              <w:bottom w:val="none" w:sz="0" w:space="0" w:color="auto"/>
-              <w:right w:val="none" w:sz="0" w:space="0" w:color="auto"/>
-              <w:insideH w:val="none" w:sz="0" w:space="0" w:color="auto"/>
-              <w:insideV w:val="none" w:sz="0" w:space="0" w:color="auto"/>
-            </w:tcBorders>
-          </w:tcPr>
-          <w:p>
-            <w:pPr>
-              <w:spacing w:after="20" w:line="240" w:lineRule="auto"/>
-              <w:jc w:val="center"/>
-            </w:pPr>
-            <w:r/>
-            <w:r>
-              <w:rPr>
-                <w:rFonts w:ascii="Times New Roman" w:hAnsi="Times New Roman"/>
-                <w:b w:val="0"/>
-                <w:color w:val="000000"/>
-                <w:sz w:val="15"/>
-              </w:rPr>
-              <w:t>−3,0</w:t>
-            </w:r>
-          </w:p>
-        </w:tc>
-        <w:tc>
-          <w:tcPr>
-            <w:tcW w:type="dxa" w:w="1512"/>
-            <w:tcBorders>
-              <w:top w:val="none" w:sz="0" w:space="0" w:color="auto"/>
-              <w:left w:val="none" w:sz="0" w:space="0" w:color="auto"/>
-              <w:bottom w:val="none" w:sz="0" w:space="0" w:color="auto"/>
-              <w:right w:val="none" w:sz="0" w:space="0" w:color="auto"/>
-              <w:insideH w:val="none" w:sz="0" w:space="0" w:color="auto"/>
-              <w:insideV w:val="none" w:sz="0" w:space="0" w:color="auto"/>
-            </w:tcBorders>
-          </w:tcPr>
-          <w:p>
-            <w:pPr>
-              <w:spacing w:after="20" w:line="240" w:lineRule="auto"/>
-              <w:jc w:val="center"/>
-            </w:pPr>
-            <w:r/>
-            <w:r>
-              <w:rPr>
-                <w:rFonts w:ascii="Times New Roman" w:hAnsi="Times New Roman"/>
-                <w:b w:val="0"/>
-                <w:color w:val="000000"/>
-                <w:sz w:val="15"/>
-              </w:rPr>
-              <w:t>n.d.</w:t>
-            </w:r>
-          </w:p>
-        </w:tc>
-        <w:tc>
-          <w:tcPr>
-            <w:tcW w:type="dxa" w:w="1512"/>
-            <w:tcBorders>
-              <w:top w:val="none" w:sz="0" w:space="0" w:color="auto"/>
-              <w:left w:val="none" w:sz="0" w:space="0" w:color="auto"/>
-              <w:bottom w:val="none" w:sz="0" w:space="0" w:color="auto"/>
-              <w:right w:val="none" w:sz="0" w:space="0" w:color="auto"/>
-              <w:insideH w:val="none" w:sz="0" w:space="0" w:color="auto"/>
-              <w:insideV w:val="none" w:sz="0" w:space="0" w:color="auto"/>
-            </w:tcBorders>
-          </w:tcPr>
-          <w:p>
-            <w:pPr>
-              <w:spacing w:after="20" w:line="240" w:lineRule="auto"/>
-              <w:jc w:val="center"/>
-            </w:pPr>
-            <w:r/>
-            <w:r>
-              <w:rPr>
-                <w:rFonts w:ascii="Times New Roman" w:hAnsi="Times New Roman"/>
-                <w:b w:val="0"/>
-                <w:color w:val="000000"/>
-                <w:sz w:val="15"/>
-              </w:rPr>
-              <w:t>n.d.</w:t>
-            </w:r>
-          </w:p>
-        </w:tc>
-      </w:tr>
-      <w:tr>
-        <w:tc>
-          <w:tcPr>
-            <w:tcW w:type="dxa" w:w="1512"/>
-            <w:tcBorders>
-              <w:top w:val="none" w:sz="0" w:space="0" w:color="auto"/>
-              <w:left w:val="none" w:sz="0" w:space="0" w:color="auto"/>
-              <w:bottom w:val="none" w:sz="0" w:space="0" w:color="auto"/>
-              <w:right w:val="none" w:sz="0" w:space="0" w:color="auto"/>
-              <w:insideH w:val="none" w:sz="0" w:space="0" w:color="auto"/>
-              <w:insideV w:val="none" w:sz="0" w:space="0" w:color="auto"/>
-            </w:tcBorders>
-          </w:tcPr>
-          <w:p>
-            <w:pPr>
-              <w:spacing w:after="20" w:line="240" w:lineRule="auto"/>
-              <w:jc w:val="left"/>
-            </w:pPr>
-            <w:r/>
-            <w:r>
-              <w:rPr>
-                <w:rFonts w:ascii="Times New Roman" w:hAnsi="Times New Roman"/>
-                <w:b w:val="0"/>
-                <w:color w:val="000000"/>
-                <w:sz w:val="15"/>
-              </w:rPr>
-              <w:t>Submerso</w:t>
-            </w:r>
-          </w:p>
-        </w:tc>
-        <w:tc>
-          <w:tcPr>
-            <w:tcW w:type="dxa" w:w="1512"/>
-            <w:tcBorders>
-              <w:top w:val="none" w:sz="0" w:space="0" w:color="auto"/>
-              <w:left w:val="none" w:sz="0" w:space="0" w:color="auto"/>
-              <w:bottom w:val="none" w:sz="0" w:space="0" w:color="auto"/>
-              <w:right w:val="none" w:sz="0" w:space="0" w:color="auto"/>
-              <w:insideH w:val="none" w:sz="0" w:space="0" w:color="auto"/>
-              <w:insideV w:val="none" w:sz="0" w:space="0" w:color="auto"/>
-            </w:tcBorders>
-          </w:tcPr>
-          <w:p>
-            <w:pPr>
-              <w:spacing w:after="20" w:line="240" w:lineRule="auto"/>
-              <w:jc w:val="center"/>
-            </w:pPr>
-            <w:r/>
-            <w:r>
-              <w:rPr>
-                <w:rFonts w:ascii="Times New Roman" w:hAnsi="Times New Roman"/>
-                <w:b w:val="0"/>
-                <w:color w:val="000000"/>
-                <w:sz w:val="15"/>
-              </w:rPr>
               <w:t>7,1</w:t>
             </w:r>
           </w:p>
@@ -9866,7 +9866,7 @@
                 <w:color w:val="000000"/>
                 <w:sz w:val="15"/>
               </w:rPr>
-              <w:t>10,9</w:t>
+              <w:t>4,3</w:t>
             </w:r>
           </w:p>
         </w:tc>
@@ -9895,7 +9895,7 @@
                 <w:color w:val="000000"/>
                 <w:sz w:val="15"/>
               </w:rPr>
-              <w:t>+3,8</w:t>
+              <w:t>−2,8</w:t>
             </w:r>
           </w:p>
         </w:tc>
@@ -9984,7 +9984,7 @@
                 <w:color w:val="000000"/>
                 <w:sz w:val="15"/>
               </w:rPr>
-              <w:t>Barbatana de tubarão</w:t>
+              <w:t>Everest invertido</w:t>
             </w:r>
           </w:p>
         </w:tc>
@@ -10013,7 +10013,7 @@
                 <w:color w:val="000000"/>
                 <w:sz w:val="15"/>
               </w:rPr>
-              <w:t>2,4</w:t>
+              <w:t>4,8</w:t>
             </w:r>
           </w:p>
         </w:tc>
@@ -10042,7 +10042,7 @@
                 <w:color w:val="000000"/>
                 <w:sz w:val="15"/>
               </w:rPr>
-              <w:t>28,3</w:t>
+              <w:t>4,3</w:t>
             </w:r>
           </w:p>
         </w:tc>
@@ -10071,7 +10071,7 @@
                 <w:color w:val="000000"/>
                 <w:sz w:val="15"/>
               </w:rPr>
-              <w:t>+25,9</w:t>
+              <w:t>−0,4</w:t>
             </w:r>
           </w:p>
         </w:tc>
@@ -10257,7 +10257,7 @@
           <w:color w:val="000000"/>
           <w:sz w:val="24"/>
         </w:rPr>
-        <w:t>Pela classificação de Parsons-Smith, o deslocamento tem direção única: o perfil iceberg recua 23,1 pontos percentuais e a barbatana de tubarão avança 25,9 pontos, e passa a dividir com o superfície a primeira posição no último dia. A faixa de risco, que reúne barbatana de tubarão, iceberg invertido e Everest invertido, sobe de 26,2% para 43,5% das observações. O quadro é de migração para o esgotamento energético, e não para o sofrimento psíquico: os outros dois perfis de risco recuam no mesmo intervalo.</w:t>
+        <w:t>Pela classificação de Parsons-Smith, o deslocamento tem direção única: o perfil iceberg recua 16,4 pontos percentuais e a barbatana de tubarão avança 26,1 pontos, e passa a ocupar a primeira posição no último dia. A faixa de risco, que reúne barbatana de tubarão, iceberg invertido e Everest invertido, sobe de 11,9% para 34,8% das observações. O quadro é de migração para o esgotamento energético, e não para o sofrimento psíquico: os outros dois perfis de risco recuam no mesmo intervalo.</w:t>
       </w:r>
     </w:p>
     <w:p>
